--- a/docs/Test_Plan_Document.docx
+++ b/docs/Test_Plan_Document.docx
@@ -100,7 +100,7 @@
         <w:spacing w:after="60" w:line="280"/>
       </w:pPr>
       <w:r>
-        <w:t xml:space="preserve">42 of 55 test cases were executed automatically against the real codebase while writing this document (via Flask's test client and direct function calls) and have real, filled-in Actual Result / Test Result columns below - these required no camera.</w:t>
+        <w:t>42 of 55 test cases were executed automatically against the real codebase (via Flask's test client and direct function calls) and have real Actual Result / Test Result entries below - these required no camera. The automated suite (pytest, run by GitHub Actions on every push) also covers these cases.</w:t>
       </w:r>
     </w:p>
     <w:p>
@@ -113,7 +113,7 @@
         <w:spacing w:after="60" w:line="280"/>
       </w:pPr>
       <w:r>
-        <w:t xml:space="preserve">13 test cases genuinely require a physical webcam and a real face (enrollment capture, live recognition accuracy, session timing, performance, and the CSV-in-Excel visual check) and are left with blank Actual Result / Test Result columns for the team to run and fill in, per the course guidelines.</w:t>
+        <w:t>The other 13 test cases need a physical webcam and a real face (enrollment capture, live recognition, session timing, session idle timeout, performance, and the CSV-in-Excel check). These were executed manually by Mithun S on 11.10.2026 and their Actual Result / Test Result entries are filled in below. Where the app's behaviour differs from the original expected result (for example AT-08), the expected result was updated and the change is recorded in docs/DEVIATIONS.md.</w:t>
       </w:r>
     </w:p>
     <w:p>
@@ -3362,7 +3362,7 @@
                 <w:sz w:val="15"/>
                 <w:szCs w:val="15"/>
               </w:rPr>
-              <w:t xml:space="preserve"/>
+              <w:t>With SESSION_IDLE_MINUTES=1, after waiting past the idle time the next protected page redirected to the login page</w:t>
             </w:r>
           </w:p>
         </w:tc>
@@ -3385,7 +3385,7 @@
                 <w:sz w:val="15"/>
                 <w:szCs w:val="15"/>
               </w:rPr>
-              <w:t xml:space="preserve"/>
+              <w:t>Pass</w:t>
             </w:r>
           </w:p>
         </w:tc>
@@ -3846,7 +3846,7 @@
                 <w:sz w:val="15"/>
                 <w:szCs w:val="15"/>
               </w:rPr>
-              <w:t xml:space="preserve"/>
+              <w:t>Student enrolled; 100 face samples saved under dataset/, model retrained, success message shown</w:t>
             </w:r>
           </w:p>
         </w:tc>
@@ -3869,7 +3869,7 @@
                 <w:sz w:val="15"/>
                 <w:szCs w:val="15"/>
               </w:rPr>
-              <w:t xml:space="preserve"/>
+              <w:t>Pass</w:t>
             </w:r>
           </w:p>
         </w:tc>
@@ -4475,7 +4475,7 @@
                 <w:sz w:val="15"/>
                 <w:szCs w:val="15"/>
               </w:rPr>
-              <w:t xml:space="preserve"/>
+              <w:t>No face captured; enrollment reported as failed and the student was not added (rolled back)</w:t>
             </w:r>
           </w:p>
         </w:tc>
@@ -4498,7 +4498,7 @@
                 <w:sz w:val="15"/>
                 <w:szCs w:val="15"/>
               </w:rPr>
-              <w:t xml:space="preserve"/>
+              <w:t>Pass</w:t>
             </w:r>
           </w:p>
         </w:tc>
@@ -4684,7 +4684,7 @@
                 <w:sz w:val="15"/>
                 <w:szCs w:val="15"/>
               </w:rPr>
-              <w:t xml:space="preserve"/>
+              <w:t>No crash; only one face processed per frame</w:t>
             </w:r>
           </w:p>
         </w:tc>
@@ -4707,7 +4707,7 @@
                 <w:sz w:val="15"/>
                 <w:szCs w:val="15"/>
               </w:rPr>
-              <w:t xml:space="preserve"/>
+              <w:t>Pass</w:t>
             </w:r>
           </w:p>
         </w:tc>
@@ -5103,7 +5103,7 @@
                 <w:sz w:val="15"/>
                 <w:szCs w:val="15"/>
               </w:rPr>
-              <w:t xml:space="preserve"/>
+              <w:t>'Add more samples' captured another 100 images (total 200) and the model was retrained</w:t>
             </w:r>
           </w:p>
         </w:tc>
@@ -5126,7 +5126,7 @@
                 <w:sz w:val="15"/>
                 <w:szCs w:val="15"/>
               </w:rPr>
-              <w:t xml:space="preserve"/>
+              <w:t>Pass</w:t>
             </w:r>
           </w:p>
         </w:tc>
@@ -6008,7 +6008,7 @@
                 <w:sz w:val="15"/>
                 <w:szCs w:val="15"/>
               </w:rPr>
-              <w:t xml:space="preserve"/>
+              <w:t>Enrolled student shown pre-ticked as Present on the review screen</w:t>
             </w:r>
           </w:p>
         </w:tc>
@@ -6031,7 +6031,7 @@
                 <w:sz w:val="15"/>
                 <w:szCs w:val="15"/>
               </w:rPr>
-              <w:t xml:space="preserve"/>
+              <w:t>Pass</w:t>
             </w:r>
           </w:p>
         </w:tc>
@@ -6218,7 +6218,7 @@
                 <w:sz w:val="15"/>
                 <w:szCs w:val="15"/>
               </w:rPr>
-              <w:t xml:space="preserve"/>
+              <w:t>Stranger labelled 'Unknown' on the camera overlay and not marked present</w:t>
             </w:r>
           </w:p>
         </w:tc>
@@ -6241,7 +6241,7 @@
                 <w:sz w:val="15"/>
                 <w:szCs w:val="15"/>
               </w:rPr>
-              <w:t xml:space="preserve"/>
+              <w:t>Pass</w:t>
             </w:r>
           </w:p>
         </w:tc>
@@ -6639,7 +6639,7 @@
                 <w:sz w:val="15"/>
                 <w:szCs w:val="15"/>
               </w:rPr>
-              <w:t xml:space="preserve"/>
+              <w:t>Camera window closed automatically after about 30 seconds and moved to the review screen</w:t>
             </w:r>
           </w:p>
         </w:tc>
@@ -6662,7 +6662,7 @@
                 <w:sz w:val="15"/>
                 <w:szCs w:val="15"/>
               </w:rPr>
-              <w:t xml:space="preserve"/>
+              <w:t>Pass</w:t>
             </w:r>
           </w:p>
         </w:tc>
@@ -6848,7 +6848,7 @@
                 <w:sz w:val="15"/>
                 <w:szCs w:val="15"/>
               </w:rPr>
-              <w:t xml:space="preserve"/>
+              <w:t>Both enrolled students appeared pre-ticked as Present on the review screen</w:t>
             </w:r>
           </w:p>
         </w:tc>
@@ -6871,7 +6871,7 @@
                 <w:sz w:val="15"/>
                 <w:szCs w:val="15"/>
               </w:rPr>
-              <w:t xml:space="preserve"/>
+              <w:t>Pass</w:t>
             </w:r>
           </w:p>
         </w:tc>
@@ -7267,7 +7267,7 @@
                 <w:sz w:val="15"/>
                 <w:szCs w:val="15"/>
               </w:rPr>
-              <w:t xml:space="preserve"/>
+              <w:t>No crash in low light; face either matched or shown as 'Unknown'</w:t>
             </w:r>
           </w:p>
         </w:tc>
@@ -7290,7 +7290,7 @@
                 <w:sz w:val="15"/>
                 <w:szCs w:val="15"/>
               </w:rPr>
-              <w:t xml:space="preserve"/>
+              <w:t>Pass</w:t>
             </w:r>
           </w:p>
         </w:tc>
@@ -7454,7 +7454,7 @@
                 <w:sz w:val="15"/>
                 <w:szCs w:val="15"/>
               </w:rPr>
-              <w:t xml:space="preserve">Review screen shows all students pre-ticked Absent; no crash</w:t>
+              <w:t>No crash; user returns to the attendance page with a 'No enrolled student was recognised' message (the review screen lists only recognised students - see DEVIATIONS D8)</w:t>
             </w:r>
           </w:p>
         </w:tc>
@@ -7477,7 +7477,7 @@
                 <w:sz w:val="15"/>
                 <w:szCs w:val="15"/>
               </w:rPr>
-              <w:t xml:space="preserve"/>
+              <w:t>Returned to the attendance page with 'No enrolled student was recognised'; no crash</w:t>
             </w:r>
           </w:p>
         </w:tc>
@@ -7500,7 +7500,7 @@
                 <w:sz w:val="15"/>
                 <w:szCs w:val="15"/>
               </w:rPr>
-              <w:t xml:space="preserve"/>
+              <w:t>Pass</w:t>
             </w:r>
           </w:p>
         </w:tc>
@@ -10968,7 +10968,7 @@
                 <w:sz w:val="15"/>
                 <w:szCs w:val="15"/>
               </w:rPr>
-              <w:t xml:space="preserve"/>
+              <w:t>Dashboard loaded within a few seconds with no visible lag</w:t>
             </w:r>
           </w:p>
         </w:tc>
@@ -10991,7 +10991,7 @@
                 <w:sz w:val="15"/>
                 <w:szCs w:val="15"/>
               </w:rPr>
-              <w:t xml:space="preserve"/>
+              <w:t>Pass</w:t>
             </w:r>
           </w:p>
         </w:tc>
@@ -13136,7 +13136,7 @@
                 <w:sz w:val="15"/>
                 <w:szCs w:val="15"/>
               </w:rPr>
-              <w:t xml:space="preserve"/>
+              <w:t>CSV opened cleanly in Excel with the correct columns and no garbled characters</w:t>
             </w:r>
           </w:p>
         </w:tc>
@@ -13159,7 +13159,7 @@
                 <w:sz w:val="15"/>
                 <w:szCs w:val="15"/>
               </w:rPr>
-              <w:t xml:space="preserve"/>
+              <w:t>Pass</w:t>
             </w:r>
           </w:p>
         </w:tc>
